--- a/manuscript/Manuscript_EN_two_group.docx
+++ b/manuscript/Manuscript_EN_two_group.docx
@@ -558,7 +558,7 @@
           <w:b w:val="0"/>
           <w:sz w:val="22"/>
         </w:rPr>
-        <w:t>Locked tables, threshold grid, docking logs and scripts: the art_hcc_twogroup folder and its GitHub/Zenodo copy. A Zenodo DOI is recorded in manuscript/ZENODO.md when minted. GEO: GSE149614, GSE125449. TCGA-LIHC via UCSC Xena. HPA JSON accessed on the run date.</w:t>
+        <w:t>Locked tables, threshold grid, docking logs and scripts: https://github.com/zhazhayv/art-hcc-twogroup and Zenodo https://doi.org/10.5281/zenodo.23156173 (version DOI 10.5281/zenodo.23156174). GEO: GSE149614, GSE125449. TCGA-LIHC via UCSC Xena. HPA JSON accessed on the run date.</w:t>
       </w:r>
     </w:p>
     <w:p>
